--- a/products-storage/16-chto-v-smete-ne-oplatyat/68-pamyatka-musor-transport-nepredvidennye.docx
+++ b/products-storage/16-chto-v-smete-ne-oplatyat/68-pamyatka-musor-transport-nepredvidennye.docx
@@ -4,256 +4,307 @@
   <w:body>
     <w:p>
       <w:pPr>
+        <w:pStyle w:val="Title"/>
+      </w:pPr>
+      <w:r>
+        <w:t>Отходы транспорт и непредвиденные затраты</w:t>
+      </w:r>
+    </w:p>
+    <w:p>
+      <w:pPr>
         <w:pStyle w:val="Heading1"/>
       </w:pPr>
       <w:r>
-        <w:t>Памятка: вывоз мусора, транспортные затраты и непредвиденные</w:t>
+        <w:t>1. Отходы и уборка</w:t>
       </w:r>
     </w:p>
     <w:p>
       <w:r>
-        <w:t>Три статьи, о которых в смете чаще всего не написано ничего, а на площадке они возникают у всех. Каждая проверяется одним вопросом: кто, за чей счёт и чем это подтверждается.</w:t>
+        <w:t>Разделите сбор в зоне работ, перемещение до места накопления, погрузку, перевозку и передачу на обработку, утилизацию или размещение. Для каждой операции установите исполнителя, плательщика, объём и подтверждающий документ.</w:t>
       </w:r>
     </w:p>
-    <w:p/>
     <w:tbl>
       <w:tblPr>
-        <w:tblStyle w:val="TableGrid"/>
         <w:tblW w:type="auto" w:w="0"/>
+        <w:tblLayout w:type="fixed"/>
         <w:tblLook w:firstColumn="1" w:firstRow="1" w:lastColumn="0" w:lastRow="0" w:noHBand="0" w:noVBand="1" w:val="04A0"/>
       </w:tblPr>
       <w:tblGrid>
-        <w:gridCol w:w="8640"/>
+        <w:gridCol w:w="4876"/>
+        <w:gridCol w:w="4876"/>
       </w:tblGrid>
       <w:tr>
+        <w:trPr>
+          <w:cantSplit/>
+          <w:tblHeader/>
+        </w:trPr>
         <w:tc>
           <w:tcPr>
-            <w:tcW w:type="dxa" w:w="8640"/>
+            <w:tcW w:type="dxa" w:w="2891"/>
+            <w:vAlign w:val="center"/>
+            <w:tcBorders>
+              <w:top w:val="single" w:sz="4" w:color="D9D9D9"/>
+              <w:left w:val="single" w:sz="4" w:color="D9D9D9"/>
+              <w:bottom w:val="single" w:sz="4" w:color="D9D9D9"/>
+              <w:right w:val="single" w:sz="4" w:color="D9D9D9"/>
+            </w:tcBorders>
+            <w:shd w:fill="EAE9E5"/>
           </w:tcPr>
           <w:p>
+            <w:pPr>
+              <w:spacing w:after="80" w:before="60"/>
+            </w:pPr>
             <w:r>
               <w:rPr>
                 <w:b/>
+                <w:sz w:val="18"/>
               </w:rPr>
-              <w:t>Важно, прочитайте до использования</w:t>
+              <w:t>Проверка</w:t>
             </w:r>
           </w:p>
+        </w:tc>
+        <w:tc>
+          <w:tcPr>
+            <w:tcW w:type="dxa" w:w="6860"/>
+            <w:vAlign w:val="center"/>
+            <w:tcBorders>
+              <w:top w:val="single" w:sz="4" w:color="D9D9D9"/>
+              <w:left w:val="single" w:sz="4" w:color="D9D9D9"/>
+              <w:bottom w:val="single" w:sz="4" w:color="D9D9D9"/>
+              <w:right w:val="single" w:sz="4" w:color="D9D9D9"/>
+            </w:tcBorders>
+            <w:shd w:fill="EAE9E5"/>
+          </w:tcPr>
           <w:p>
+            <w:pPr>
+              <w:spacing w:after="80" w:before="60"/>
+            </w:pPr>
             <w:r>
-              <w:t>Это порядок проверки сметы и рабочие формы к нему, а не юридическая консультация, не составление сметы и не гарантия того, что генподрядчик согласится включить затраты. Комплект делает видимым, чего смета не оплачивает, — пока цена ещё обсуждается.</w:t>
+              <w:rPr>
+                <w:b/>
+                <w:sz w:val="18"/>
+              </w:rPr>
+              <w:t>Документы и условия</w:t>
             </w:r>
           </w:p>
+        </w:tc>
+      </w:tr>
+      <w:tr>
+        <w:trPr>
+          <w:cantSplit/>
+        </w:trPr>
+        <w:tc>
+          <w:tcPr>
+            <w:tcW w:type="dxa" w:w="2891"/>
+            <w:vAlign w:val="center"/>
+            <w:tcBorders>
+              <w:top w:val="single" w:sz="4" w:color="D9D9D9"/>
+              <w:left w:val="single" w:sz="4" w:color="D9D9D9"/>
+              <w:bottom w:val="single" w:sz="4" w:color="D9D9D9"/>
+              <w:right w:val="single" w:sz="4" w:color="D9D9D9"/>
+            </w:tcBorders>
+          </w:tcPr>
           <w:p>
+            <w:pPr>
+              <w:spacing w:after="80" w:before="60"/>
+            </w:pPr>
             <w:r>
-              <w:t>Комплект не составляет смету и не заменяет сметчика. Он проверяет уже составленную смету глазами того, кто по ней будет работать и получать деньги.</w:t>
+              <w:rPr>
+                <w:b w:val="0"/>
+                <w:sz w:val="18"/>
+              </w:rPr>
+              <w:t>Состав и объём</w:t>
             </w:r>
           </w:p>
+        </w:tc>
+        <w:tc>
+          <w:tcPr>
+            <w:tcW w:type="dxa" w:w="6860"/>
+            <w:vAlign w:val="center"/>
+            <w:tcBorders>
+              <w:top w:val="single" w:sz="4" w:color="D9D9D9"/>
+              <w:left w:val="single" w:sz="4" w:color="D9D9D9"/>
+              <w:bottom w:val="single" w:sz="4" w:color="D9D9D9"/>
+              <w:right w:val="single" w:sz="4" w:color="D9D9D9"/>
+            </w:tcBorders>
+          </w:tcPr>
           <w:p>
+            <w:pPr>
+              <w:spacing w:after="80" w:before="60"/>
+            </w:pPr>
             <w:r>
-              <w:t>Числовых величин здесь нет намеренно: проценты накладных расходов и сметной прибыли, размеры зимнего удорожания, номера расценок и индексы меняются, а скачанный файл не обновляется сам. Названо, где величину брать на дату проверки и что в ней проверить.</w:t>
+              <w:rPr>
+                <w:b w:val="0"/>
+                <w:sz w:val="18"/>
+              </w:rPr>
+              <w:t>Проект, регламент площадки, расчёт объёма или массы, перечень потоков отходов.</w:t>
             </w:r>
           </w:p>
+        </w:tc>
+      </w:tr>
+      <w:tr>
+        <w:trPr>
+          <w:cantSplit/>
+        </w:trPr>
+        <w:tc>
+          <w:tcPr>
+            <w:tcW w:type="dxa" w:w="2891"/>
+            <w:vAlign w:val="center"/>
+            <w:tcBorders>
+              <w:top w:val="single" w:sz="4" w:color="D9D9D9"/>
+              <w:left w:val="single" w:sz="4" w:color="D9D9D9"/>
+              <w:bottom w:val="single" w:sz="4" w:color="D9D9D9"/>
+              <w:right w:val="single" w:sz="4" w:color="D9D9D9"/>
+            </w:tcBorders>
+          </w:tcPr>
           <w:p>
+            <w:pPr>
+              <w:spacing w:after="80" w:before="60"/>
+            </w:pPr>
             <w:r>
-              <w:t>Тексты вычитку юристом не проходили. Ссылок на номера статей и нормативов в файлах нет: проверка ведётся по вашему договору и вашей смете, а спор о праве — работа юриста по конкретным документам.</w:t>
+              <w:rPr>
+                <w:b w:val="0"/>
+                <w:sz w:val="18"/>
+              </w:rPr>
+              <w:t>Покрытие сметой</w:t>
             </w:r>
           </w:p>
+        </w:tc>
+        <w:tc>
+          <w:tcPr>
+            <w:tcW w:type="dxa" w:w="6860"/>
+            <w:vAlign w:val="center"/>
+            <w:tcBorders>
+              <w:top w:val="single" w:sz="4" w:color="D9D9D9"/>
+              <w:left w:val="single" w:sz="4" w:color="D9D9D9"/>
+              <w:bottom w:val="single" w:sz="4" w:color="D9D9D9"/>
+              <w:right w:val="single" w:sz="4" w:color="D9D9D9"/>
+            </w:tcBorders>
+          </w:tcPr>
           <w:p>
+            <w:pPr>
+              <w:spacing w:after="80" w:before="60"/>
+            </w:pPr>
             <w:r>
-              <w:t>Граница проходит по стадии. Договор не подписан, смета обсуждается — комплект работает. Работы уже идут, а затрат в смете нет — это спор о цене выполненного, и он ведётся другими комплектами: «Дополнительные работы: как получить оплату» и «Акты выполненных работ, КС-2 и КС-3».</w:t>
+              <w:rPr>
+                <w:b w:val="0"/>
+                <w:sz w:val="18"/>
+              </w:rPr>
+              <w:t>Состав расценок и накладных расходов, отдельные позиции и объём включённых операций.</w:t>
+            </w:r>
+          </w:p>
+        </w:tc>
+      </w:tr>
+      <w:tr>
+        <w:trPr>
+          <w:cantSplit/>
+        </w:trPr>
+        <w:tc>
+          <w:tcPr>
+            <w:tcW w:type="dxa" w:w="2891"/>
+            <w:vAlign w:val="center"/>
+            <w:tcBorders>
+              <w:top w:val="single" w:sz="4" w:color="D9D9D9"/>
+              <w:left w:val="single" w:sz="4" w:color="D9D9D9"/>
+              <w:bottom w:val="single" w:sz="4" w:color="D9D9D9"/>
+              <w:right w:val="single" w:sz="4" w:color="D9D9D9"/>
+            </w:tcBorders>
+          </w:tcPr>
+          <w:p>
+            <w:pPr>
+              <w:spacing w:after="80" w:before="60"/>
+            </w:pPr>
+            <w:r>
+              <w:rPr>
+                <w:b w:val="0"/>
+                <w:sz w:val="18"/>
+              </w:rPr>
+              <w:t>Обращение с отходами</w:t>
+            </w:r>
+          </w:p>
+        </w:tc>
+        <w:tc>
+          <w:tcPr>
+            <w:tcW w:type="dxa" w:w="6860"/>
+            <w:vAlign w:val="center"/>
+            <w:tcBorders>
+              <w:top w:val="single" w:sz="4" w:color="D9D9D9"/>
+              <w:left w:val="single" w:sz="4" w:color="D9D9D9"/>
+              <w:bottom w:val="single" w:sz="4" w:color="D9D9D9"/>
+              <w:right w:val="single" w:sz="4" w:color="D9D9D9"/>
+            </w:tcBorders>
+          </w:tcPr>
+          <w:p>
+            <w:pPr>
+              <w:spacing w:after="80" w:before="60"/>
+            </w:pPr>
+            <w:r>
+              <w:rPr>
+                <w:b w:val="0"/>
+                <w:sz w:val="18"/>
+              </w:rPr>
+              <w:t>Вид и класс опасности, требования к исполнителю, договор, документы передачи и подтверждение выполненных операций.</w:t>
+            </w:r>
+          </w:p>
+        </w:tc>
+      </w:tr>
+      <w:tr>
+        <w:trPr>
+          <w:cantSplit/>
+        </w:trPr>
+        <w:tc>
+          <w:tcPr>
+            <w:tcW w:type="dxa" w:w="2891"/>
+            <w:vAlign w:val="center"/>
+            <w:tcBorders>
+              <w:top w:val="single" w:sz="4" w:color="D9D9D9"/>
+              <w:left w:val="single" w:sz="4" w:color="D9D9D9"/>
+              <w:bottom w:val="single" w:sz="4" w:color="D9D9D9"/>
+              <w:right w:val="single" w:sz="4" w:color="D9D9D9"/>
+            </w:tcBorders>
+          </w:tcPr>
+          <w:p>
+            <w:pPr>
+              <w:spacing w:after="80" w:before="60"/>
+            </w:pPr>
+            <w:r>
+              <w:rPr>
+                <w:b w:val="0"/>
+                <w:sz w:val="18"/>
+              </w:rPr>
+              <w:t>Зона ответственности</w:t>
+            </w:r>
+          </w:p>
+        </w:tc>
+        <w:tc>
+          <w:tcPr>
+            <w:tcW w:type="dxa" w:w="6860"/>
+            <w:vAlign w:val="center"/>
+            <w:tcBorders>
+              <w:top w:val="single" w:sz="4" w:color="D9D9D9"/>
+              <w:left w:val="single" w:sz="4" w:color="D9D9D9"/>
+              <w:bottom w:val="single" w:sz="4" w:color="D9D9D9"/>
+              <w:right w:val="single" w:sz="4" w:color="D9D9D9"/>
+            </w:tcBorders>
+          </w:tcPr>
+          <w:p>
+            <w:pPr>
+              <w:spacing w:after="80" w:before="60"/>
+            </w:pPr>
+            <w:r>
+              <w:rPr>
+                <w:b w:val="0"/>
+                <w:sz w:val="18"/>
+              </w:rPr>
+              <w:t>Чьи отходы вывозятся, как отделяются затраты смежников, кто хранит подтверждения.</w:t>
             </w:r>
           </w:p>
         </w:tc>
       </w:tr>
     </w:tbl>
-    <w:p/>
     <w:p>
       <w:pPr>
-        <w:pStyle w:val="Heading2"/>
-      </w:pPr>
-      <w:r>
-        <w:t>1. Вывоз строительного мусора</w:t>
-      </w:r>
-    </w:p>
-    <w:p>
-      <w:r>
-        <w:t>Затрата распадается на четыре разные операции, и в договоре они чаще всего распределены между сторонами по-разному:</w:t>
-      </w:r>
-    </w:p>
-    <w:tbl>
-      <w:tblPr>
-        <w:tblStyle w:val="TableGrid"/>
-        <w:tblW w:type="auto" w:w="0"/>
-        <w:tblLook w:firstColumn="1" w:firstRow="1" w:lastColumn="0" w:lastRow="0" w:noHBand="0" w:noVBand="1" w:val="04A0"/>
-      </w:tblPr>
-      <w:tblGrid>
-        <w:gridCol w:w="4320"/>
-        <w:gridCol w:w="4320"/>
-      </w:tblGrid>
-      <w:tr>
-        <w:tc>
-          <w:tcPr>
-            <w:tcW w:type="dxa" w:w="4320"/>
-          </w:tcPr>
-          <w:p>
-            <w:r>
-              <w:rPr>
-                <w:b/>
-              </w:rPr>
-              <w:t>Операция</w:t>
-            </w:r>
-          </w:p>
-        </w:tc>
-        <w:tc>
-          <w:tcPr>
-            <w:tcW w:type="dxa" w:w="4320"/>
-          </w:tcPr>
-          <w:p>
-            <w:r>
-              <w:rPr>
-                <w:b/>
-              </w:rPr>
-              <w:t>Что уточнить</w:t>
-            </w:r>
-          </w:p>
-        </w:tc>
-      </w:tr>
-      <w:tr>
-        <w:tc>
-          <w:tcPr>
-            <w:tcW w:type="dxa" w:w="4320"/>
-          </w:tcPr>
-          <w:p>
-            <w:r>
-              <w:t>Сбор мусора в зоне работ</w:t>
-            </w:r>
-          </w:p>
-        </w:tc>
-        <w:tc>
-          <w:tcPr>
-            <w:tcW w:type="dxa" w:w="4320"/>
-          </w:tcPr>
-          <w:p>
-            <w:r>
-              <w:t>Практически всегда ваша зона. Проверяется только объём: ежедневная уборка по регламенту площадки или уборка по завершении.</w:t>
-            </w:r>
-          </w:p>
-        </w:tc>
-      </w:tr>
-      <w:tr>
-        <w:tc>
-          <w:tcPr>
-            <w:tcW w:type="dxa" w:w="4320"/>
-          </w:tcPr>
-          <w:p>
-            <w:r>
-              <w:t>Вынос до места накопления</w:t>
-            </w:r>
-          </w:p>
-        </w:tc>
-        <w:tc>
-          <w:tcPr>
-            <w:tcW w:type="dxa" w:w="4320"/>
-          </w:tcPr>
-          <w:p>
-            <w:r>
-              <w:t>Расстояние и способ. Вынос вручную с верхних отметок — самостоятельная трудоёмкая операция, которой в смете обычно нет.</w:t>
-            </w:r>
-          </w:p>
-        </w:tc>
-      </w:tr>
-      <w:tr>
-        <w:tc>
-          <w:tcPr>
-            <w:tcW w:type="dxa" w:w="4320"/>
-          </w:tcPr>
-          <w:p>
-            <w:r>
-              <w:t>Контейнер и его вывоз</w:t>
-            </w:r>
-          </w:p>
-        </w:tc>
-        <w:tc>
-          <w:tcPr>
-            <w:tcW w:type="dxa" w:w="4320"/>
-          </w:tcPr>
-          <w:p>
-            <w:r>
-              <w:t>Чей контейнер, кто заказывает вывоз, кто оплачивает. Самая спорная из четырёх.</w:t>
-            </w:r>
-          </w:p>
-        </w:tc>
-      </w:tr>
-      <w:tr>
-        <w:tc>
-          <w:tcPr>
-            <w:tcW w:type="dxa" w:w="4320"/>
-          </w:tcPr>
-          <w:p>
-            <w:r>
-              <w:t>Размещение отходов</w:t>
-            </w:r>
-          </w:p>
-        </w:tc>
-        <w:tc>
-          <w:tcPr>
-            <w:tcW w:type="dxa" w:w="4320"/>
-          </w:tcPr>
-          <w:p>
-            <w:r>
-              <w:t>Кто оформляет документы на размещение и хранит подтверждения. Отходы, требующие особого обращения, выделяются отдельно.</w:t>
-            </w:r>
-          </w:p>
-        </w:tc>
-      </w:tr>
-    </w:tbl>
-    <w:p/>
-    <w:p>
-      <w:pPr>
-        <w:pStyle w:val="Heading2"/>
-      </w:pPr>
-      <w:r>
-        <w:t>Что проверить</w:t>
-      </w:r>
-    </w:p>
-    <w:p>
-      <w:r>
-        <w:t>☐  Есть ли в смете позиция на вывоз мусора и на какой объём она рассчитана.</w:t>
-      </w:r>
-    </w:p>
-    <w:p>
-      <w:r>
-        <w:t>☐  Как считается объём: от объёма работ, по факту вывезенного, по числу контейнеров.</w:t>
-      </w:r>
-    </w:p>
-    <w:p>
-      <w:r>
-        <w:t>☐  Что говорит договор о том, кто является образователем отходов при выполнении работ субподрядчиком.</w:t>
-      </w:r>
-    </w:p>
-    <w:p>
-      <w:r>
-        <w:t>☐  Что говорит регламент площадки: он может требовать ежедневной уборки, о которой в смете ничего нет.</w:t>
-      </w:r>
-    </w:p>
-    <w:p>
-      <w:r>
-        <w:t>☐  Чем подтверждается вывоз и кто хранит подтверждающие документы: они могут понадобиться при сдаче объекта.</w:t>
-      </w:r>
-    </w:p>
-    <w:p>
-      <w:r>
-        <w:t>☐  Что происходит с мусором смежников в вашей зоне работ и как фиксируется его происхождение.</w:t>
-      </w:r>
-    </w:p>
-    <w:p>
-      <w:r>
-        <w:t>Затрата, по которой договор молчит, записывается в реестр со статусом «в договоре не распределено» — и в запрос. На практике нераспределённый вывоз мусора оплачивает тот, кому первому мешает мусор, то есть вы.</w:t>
-      </w:r>
-    </w:p>
-    <w:p>
-      <w:pPr>
-        <w:pStyle w:val="Heading2"/>
+        <w:pStyle w:val="Heading1"/>
       </w:pPr>
       <w:r>
         <w:t>2. Транспортные затраты</w:t>
@@ -261,212 +312,48 @@
     </w:p>
     <w:p>
       <w:r>
-        <w:t>Транспорт в смете обычно есть, но не тот. Проверяются три разных перевозки:</w:t>
-      </w:r>
-    </w:p>
-    <w:tbl>
-      <w:tblPr>
-        <w:tblStyle w:val="TableGrid"/>
-        <w:tblW w:type="auto" w:w="0"/>
-        <w:tblLook w:firstColumn="1" w:firstRow="1" w:lastColumn="0" w:lastRow="0" w:noHBand="0" w:noVBand="1" w:val="04A0"/>
-      </w:tblPr>
-      <w:tblGrid>
-        <w:gridCol w:w="4320"/>
-        <w:gridCol w:w="4320"/>
-      </w:tblGrid>
-      <w:tr>
-        <w:tc>
-          <w:tcPr>
-            <w:tcW w:type="dxa" w:w="4320"/>
-          </w:tcPr>
-          <w:p>
-            <w:r>
-              <w:rPr>
-                <w:b/>
-              </w:rPr>
-              <w:t>Перевозка</w:t>
-            </w:r>
-          </w:p>
-        </w:tc>
-        <w:tc>
-          <w:tcPr>
-            <w:tcW w:type="dxa" w:w="4320"/>
-          </w:tcPr>
-          <w:p>
-            <w:r>
-              <w:rPr>
-                <w:b/>
-              </w:rPr>
-              <w:t>Что уточнить</w:t>
-            </w:r>
-          </w:p>
-        </w:tc>
-      </w:tr>
-      <w:tr>
-        <w:tc>
-          <w:tcPr>
-            <w:tcW w:type="dxa" w:w="4320"/>
-          </w:tcPr>
-          <w:p>
-            <w:r>
-              <w:t>До объекта</w:t>
-            </w:r>
-          </w:p>
-        </w:tc>
-        <w:tc>
-          <w:tcPr>
-            <w:tcW w:type="dxa" w:w="4320"/>
-          </w:tcPr>
-          <w:p>
-            <w:r>
-              <w:t>Входит ли доставка в цену материала по условиям поставки. Условие поставки называет точку, до которой платит поставщик; всё после неё — ваши затраты.</w:t>
-            </w:r>
-          </w:p>
-        </w:tc>
-      </w:tr>
-      <w:tr>
-        <w:tc>
-          <w:tcPr>
-            <w:tcW w:type="dxa" w:w="4320"/>
-          </w:tcPr>
-          <w:p>
-            <w:r>
-              <w:t>По объекту</w:t>
-            </w:r>
-          </w:p>
-        </w:tc>
-        <w:tc>
-          <w:tcPr>
-            <w:tcW w:type="dxa" w:w="4320"/>
-          </w:tcPr>
-          <w:p>
-            <w:r>
-              <w:t>Перемещение от места разгрузки до рабочей зоны, подъём на отметку. Доступны ли механизмы генподрядчика, в какие часы и на каких условиях.</w:t>
-            </w:r>
-          </w:p>
-        </w:tc>
-      </w:tr>
-      <w:tr>
-        <w:tc>
-          <w:tcPr>
-            <w:tcW w:type="dxa" w:w="4320"/>
-          </w:tcPr>
-          <w:p>
-            <w:r>
-              <w:t>С объекта</w:t>
-            </w:r>
-          </w:p>
-        </w:tc>
-        <w:tc>
-          <w:tcPr>
-            <w:tcW w:type="dxa" w:w="4320"/>
-          </w:tcPr>
-          <w:p>
-            <w:r>
-              <w:t>Вывоз тары, остатков, оборудования и временного. Обратный рейс почти никогда не считают.</w:t>
-            </w:r>
-          </w:p>
-        </w:tc>
-      </w:tr>
-    </w:tbl>
-    <w:p/>
-    <w:p>
-      <w:pPr>
-        <w:pStyle w:val="Heading2"/>
-      </w:pPr>
-      <w:r>
-        <w:t>Что проверить</w:t>
+        <w:t>Проверьте три маршрута: до объекта, по площадке и с объекта. Сопоставьте точку поставки, расстояние, массу или объём груза, вид транспорта, погрузку и разгрузку, подъём на отметку и обратный вывоз оборудования и тары.</w:t>
       </w:r>
     </w:p>
     <w:p>
       <w:r>
-        <w:t>☐  Названы ли в смете расстояние перевозки и способ доставки, от которых считалась стоимость.</w:t>
+        <w:t>Сверьте, какие операции включены в цену материального ресурса и расценки. Дополнительно оцените ожидание разгрузки, ограничения доступа, пропуска, часы работы механизмов и порядок фиксации простоя. В запрос включайте только подтверждённую непокрытую часть.</w:t>
+      </w:r>
+    </w:p>
+    <w:p>
+      <w:pPr>
+        <w:pStyle w:val="Heading1"/>
+      </w:pPr>
+      <w:r>
+        <w:t>3. Непредвиденные работы и резерв</w:t>
       </w:r>
     </w:p>
     <w:p>
       <w:r>
-        <w:t>☐  Совпадает ли расчётное расстояние с реальным до вашего объекта.</w:t>
+        <w:t>Если в сводном расчёте предусмотрен резерв, установите, входит ли какая-либо его часть в цену вашего договора и каким документом согласуется использование. Наличие резерва у Заказчика не означает автоматической оплаты любой затраты Подрядчика.</w:t>
       </w:r>
     </w:p>
     <w:p>
       <w:r>
-        <w:t>☐  Учтена ли разгрузка и чьими силами она выполняется.</w:t>
+        <w:t>До начала работ согласуйте порядок уведомления о выявленных дополнительных работах, состав расчёта, срок ответа, условия приостановки и оформления решения с учётом договора и применимых норм. Не переносите сумму резерва в доход компании до подтверждения её включения в договорную цену.</w:t>
+      </w:r>
+    </w:p>
+    <w:p>
+      <w:pPr>
+        <w:pStyle w:val="Heading1"/>
+      </w:pPr>
+      <w:r>
+        <w:t>Контроль перед подписанием</w:t>
       </w:r>
     </w:p>
     <w:p>
       <w:r>
-        <w:t>☐  Есть ли на объекте механизм для подъёма и предоставляется ли он вам. Условия предоставления записаны в договоре или обещаны устно.</w:t>
-      </w:r>
-    </w:p>
-    <w:p>
-      <w:r>
-        <w:t>☐  Учтено ли перемещение по объекту как отдельная операция или считается, что материал появляется сразу на рабочем месте.</w:t>
-      </w:r>
-    </w:p>
-    <w:p>
-      <w:r>
-        <w:t>☐  Кто платит за простой транспорта при задержке разгрузки на площадке.</w:t>
-      </w:r>
-    </w:p>
-    <w:p>
-      <w:pPr>
-        <w:pStyle w:val="Heading2"/>
-      </w:pPr>
-      <w:r>
-        <w:t>3. Резерв на непредвиденные работы и затраты</w:t>
-      </w:r>
-    </w:p>
-    <w:p>
-      <w:r>
-        <w:t>В смете может быть предусмотрен резерв на непредвиденные работы и затраты. Для субподрядчика он важен не размером, а двумя вопросами: у кого он находится и каким документом раскрывается.</w:t>
-      </w:r>
-    </w:p>
-    <w:p>
-      <w:r>
-        <w:t>☐  Есть ли резерв в проверяемой смете и в каком разделе.</w:t>
-      </w:r>
-    </w:p>
-    <w:p>
-      <w:r>
-        <w:t>☐  Кто им распоряжается: остаётся ли он у второй стороны или входит в вашу цену.</w:t>
-      </w:r>
-    </w:p>
-    <w:p>
-      <w:r>
-        <w:t>☐  Каким документом резерв раскрывается: по какому обращению, в какой срок, кто принимает решение.</w:t>
-      </w:r>
-    </w:p>
-    <w:p>
-      <w:r>
-        <w:t>☐  Что договор говорит о работах, необходимость которых выявилась в ходе исполнения: кого уведомлять, в какой срок и что делать до получения ответа.</w:t>
-      </w:r>
-    </w:p>
-    <w:p>
-      <w:r>
-        <w:t>☐  Есть ли в договоре порядок приостановки работ и её оплаты, если продолжать нельзя до решения второй стороны.</w:t>
-      </w:r>
-    </w:p>
-    <w:p>
-      <w:r>
-        <w:t>Резерв, о котором в договоре не сказано ничего, для субподрядчика не существует: он находится в распоряжении второй стороны и на ваши дополнительные затраты не расходуется автоматически.</w:t>
-      </w:r>
-    </w:p>
-    <w:p>
-      <w:pPr>
-        <w:pStyle w:val="Heading2"/>
-      </w:pPr>
-      <w:r>
-        <w:t>Итог памятки</w:t>
-      </w:r>
-    </w:p>
-    <w:p>
-      <w:r>
-        <w:t>По каждой из трёх статей должно остаться письменное распределение: либо позиция сметы, либо пункт договора, либо ответ на запрос. Устная договорённость на планёрке к таким документам не относится и в реестре указывается как «не подтверждено».</w:t>
+        <w:t>По каждой существенной позиции должны быть определены покрытие ценой, ответственная сторона, сумма непокрытого остатка и порядок оформления изменений. Отсутствие письменного решения сохраняйте в реестре как вопрос на согласование.</w:t>
       </w:r>
     </w:p>
     <w:sectPr>
-      <w:pgSz w:w="12240" w:h="15840"/>
-      <w:pgMar w:top="1440" w:right="1800" w:bottom="1440" w:left="1800" w:header="720" w:footer="720" w:gutter="0"/>
+      <w:pgSz w:w="11906" w:h="16838"/>
+      <w:pgMar w:top="907" w:right="1020" w:bottom="907" w:left="1134" w:header="720" w:footer="720" w:gutter="0"/>
       <w:cols w:space="720"/>
       <w:docGrid w:linePitch="360"/>
     </w:sectPr>
@@ -837,6 +724,14 @@
     <w:name w:val="Normal"/>
     <w:qFormat/>
     <w:rsid w:val="00FC693F"/>
+    <w:pPr>
+      <w:spacing w:after="120" w:line="264" w:lineRule="auto"/>
+    </w:pPr>
+    <w:rPr>
+      <w:rFonts w:ascii="Arial" w:hAnsi="Arial"/>
+      <w:color w:val="303539"/>
+      <w:sz w:val="20"/>
+    </w:rPr>
   </w:style>
   <w:style w:type="paragraph" w:styleId="Header">
     <w:name w:val="header"/>
@@ -893,15 +788,15 @@
     <w:pPr>
       <w:keepNext/>
       <w:keepLines/>
-      <w:spacing w:before="480" w:after="0"/>
+      <w:spacing w:before="180" w:after="80"/>
       <w:outlineLvl w:val="0"/>
     </w:pPr>
     <w:rPr>
-      <w:rFonts w:asciiTheme="majorHAnsi" w:eastAsiaTheme="majorEastAsia" w:hAnsiTheme="majorHAnsi" w:cstheme="majorBidi"/>
+      <w:rFonts w:asciiTheme="majorHAnsi" w:eastAsiaTheme="majorEastAsia" w:hAnsiTheme="majorHAnsi" w:cstheme="majorBidi" w:ascii="Arial" w:hAnsi="Arial"/>
       <w:b/>
       <w:bCs/>
-      <w:color w:val="365F91" w:themeColor="accent1" w:themeShade="BF"/>
-      <w:sz w:val="28"/>
+      <w:color w:val="303539"/>
+      <w:sz w:val="22"/>
       <w:szCs w:val="28"/>
     </w:rPr>
   </w:style>
@@ -917,15 +812,15 @@
     <w:pPr>
       <w:keepNext/>
       <w:keepLines/>
-      <w:spacing w:before="200" w:after="0"/>
+      <w:spacing w:before="180" w:after="80"/>
       <w:outlineLvl w:val="1"/>
     </w:pPr>
     <w:rPr>
-      <w:rFonts w:asciiTheme="majorHAnsi" w:eastAsiaTheme="majorEastAsia" w:hAnsiTheme="majorHAnsi" w:cstheme="majorBidi"/>
+      <w:rFonts w:asciiTheme="majorHAnsi" w:eastAsiaTheme="majorEastAsia" w:hAnsiTheme="majorHAnsi" w:cstheme="majorBidi" w:ascii="Arial" w:hAnsi="Arial"/>
       <w:b/>
       <w:bCs/>
-      <w:color w:val="4F81BD" w:themeColor="accent1"/>
-      <w:sz w:val="26"/>
+      <w:color w:val="303539"/>
+      <w:sz w:val="20"/>
       <w:szCs w:val="26"/>
     </w:rPr>
   </w:style>
@@ -1179,18 +1074,16 @@
     <w:qFormat/>
     <w:rsid w:val="00FC693F"/>
     <w:pPr>
-      <w:pBdr>
-        <w:bottom w:val="single" w:sz="8" w:space="4" w:color="4F81BD" w:themeColor="accent1"/>
-      </w:pBdr>
-      <w:spacing w:after="300" w:line="240" w:lineRule="auto"/>
+      <w:spacing w:after="80" w:line="240" w:lineRule="auto" w:before="180"/>
       <w:contextualSpacing/>
     </w:pPr>
     <w:rPr>
-      <w:rFonts w:asciiTheme="majorHAnsi" w:eastAsiaTheme="majorEastAsia" w:hAnsiTheme="majorHAnsi" w:cstheme="majorBidi"/>
-      <w:color w:val="17365D" w:themeColor="text2" w:themeShade="BF"/>
+      <w:rFonts w:asciiTheme="majorHAnsi" w:eastAsiaTheme="majorEastAsia" w:hAnsiTheme="majorHAnsi" w:cstheme="majorBidi" w:ascii="Arial" w:hAnsi="Arial"/>
+      <w:b/>
+      <w:color w:val="303539"/>
       <w:spacing w:val="5"/>
       <w:kern w:val="28"/>
-      <w:sz w:val="52"/>
+      <w:sz w:val="30"/>
       <w:szCs w:val="52"/>
     </w:rPr>
   </w:style>
